--- a/Test Summary Report.docx
+++ b/Test Summary Report.docx
@@ -5,6 +5,7 @@
     <w:p>
       <w:pPr>
         <w:spacing w:before="100" w:beforeAutospacing="1" w:after="100" w:afterAutospacing="1" w:line="240" w:lineRule="auto"/>
+        <w:jc w:val="center"/>
         <w:outlineLvl w:val="0"/>
         <w:rPr>
           <w:rFonts w:ascii="Times New Roman" w:eastAsia="Times New Roman" w:hAnsi="Times New Roman" w:cs="Times New Roman"/>
@@ -16,7 +17,6 @@
           <w14:ligatures w14:val="none"/>
         </w:rPr>
       </w:pPr>
-      <w:bookmarkStart w:id="0" w:name="_GoBack"/>
       <w:r>
         <w:rPr>
           <w:rFonts w:ascii="Times New Roman" w:eastAsia="Times New Roman" w:hAnsi="Times New Roman" w:cs="Times New Roman"/>
@@ -27,10 +27,23 @@
           <w:szCs w:val="48"/>
           <w14:ligatures w14:val="none"/>
         </w:rPr>
-        <w:t>Test Summary Report</w:t>
+        <w:t>Test Summary Re</w:t>
+      </w:r>
+      <w:bookmarkStart w:id="0" w:name="_GoBack"/>
+      <w:bookmarkEnd w:id="0"/>
+      <w:r>
+        <w:rPr>
+          <w:rFonts w:ascii="Times New Roman" w:eastAsia="Times New Roman" w:hAnsi="Times New Roman" w:cs="Times New Roman"/>
+          <w:b/>
+          <w:bCs/>
+          <w:kern w:val="36"/>
+          <w:sz w:val="48"/>
+          <w:szCs w:val="48"/>
+          <w14:ligatures w14:val="none"/>
+        </w:rPr>
+        <w:t>port</w:t>
       </w:r>
     </w:p>
-    <w:bookmarkEnd w:id="0"/>
     <w:p>
       <w:pPr>
         <w:spacing w:before="100" w:beforeAutospacing="1" w:after="100" w:afterAutospacing="1" w:line="240" w:lineRule="auto"/>
@@ -55,7 +68,7 @@
           <w:szCs w:val="36"/>
           <w14:ligatures w14:val="none"/>
         </w:rPr>
-        <w:t>📌 Project Name</w:t>
+        <w:t>Project Name</w:t>
       </w:r>
     </w:p>
     <w:p>
@@ -91,23 +104,73 @@
           <w14:ligatures w14:val="none"/>
         </w:rPr>
       </w:pPr>
+    </w:p>
+    <w:p>
+      <w:pPr>
+        <w:spacing w:before="100" w:beforeAutospacing="1" w:after="100" w:afterAutospacing="1" w:line="240" w:lineRule="auto"/>
+        <w:outlineLvl w:val="1"/>
+        <w:rPr>
+          <w:rFonts w:ascii="Times New Roman" w:eastAsia="Times New Roman" w:hAnsi="Times New Roman" w:cs="Times New Roman"/>
+          <w:b/>
+          <w:bCs/>
+          <w:kern w:val="0"/>
+          <w:sz w:val="36"/>
+          <w:szCs w:val="36"/>
+          <w14:ligatures w14:val="none"/>
+        </w:rPr>
+      </w:pPr>
       <w:r>
         <w:rPr>
           <w:rFonts w:ascii="Times New Roman" w:eastAsia="Times New Roman" w:hAnsi="Times New Roman" w:cs="Times New Roman"/>
-          <w:kern w:val="0"/>
-          <w:sz w:val="24"/>
-          <w:szCs w:val="24"/>
-          <w14:ligatures w14:val="none"/>
-        </w:rPr>
-        <w:pict>
-          <v:rect id="_x0000_i1025" style="width:0;height:1.5pt" o:hralign="center" o:hrstd="t" o:hr="t" fillcolor="#a0a0a0" stroked="f"/>
-        </w:pict>
+          <w:b/>
+          <w:bCs/>
+          <w:kern w:val="0"/>
+          <w:sz w:val="36"/>
+          <w:szCs w:val="36"/>
+          <w14:ligatures w14:val="none"/>
+        </w:rPr>
+        <w:t>Objective</w:t>
       </w:r>
     </w:p>
     <w:p>
       <w:pPr>
-        <w:spacing w:before="100" w:beforeAutospacing="1" w:after="100" w:afterAutospacing="1" w:line="240" w:lineRule="auto"/>
-        <w:outlineLvl w:val="1"/>
+        <w:spacing w:after="0" w:line="240" w:lineRule="auto"/>
+        <w:rPr>
+          <w:rFonts w:ascii="Times New Roman" w:eastAsia="Times New Roman" w:hAnsi="Times New Roman" w:cs="Times New Roman"/>
+          <w:kern w:val="0"/>
+          <w:sz w:val="24"/>
+          <w:szCs w:val="24"/>
+          <w14:ligatures w14:val="none"/>
+        </w:rPr>
+      </w:pPr>
+      <w:proofErr w:type="gramStart"/>
+      <w:r>
+        <w:rPr>
+          <w:rFonts w:ascii="Times New Roman" w:eastAsia="Times New Roman" w:hAnsi="Times New Roman" w:cs="Times New Roman"/>
+          <w:kern w:val="0"/>
+          <w:sz w:val="24"/>
+          <w:szCs w:val="24"/>
+          <w14:ligatures w14:val="none"/>
+        </w:rPr>
+        <w:t>Testing the functionality, security, and usability of the application.</w:t>
+      </w:r>
+      <w:proofErr w:type="gramEnd"/>
+    </w:p>
+    <w:p>
+      <w:pPr>
+        <w:spacing w:after="0" w:line="240" w:lineRule="auto"/>
+        <w:rPr>
+          <w:rFonts w:ascii="Times New Roman" w:eastAsia="Times New Roman" w:hAnsi="Times New Roman" w:cs="Times New Roman"/>
+          <w:kern w:val="0"/>
+          <w:sz w:val="24"/>
+          <w:szCs w:val="24"/>
+          <w14:ligatures w14:val="none"/>
+        </w:rPr>
+      </w:pPr>
+    </w:p>
+    <w:p>
+      <w:pPr>
+        <w:spacing w:after="0" w:line="240" w:lineRule="auto"/>
         <w:rPr>
           <w:rFonts w:ascii="Times New Roman" w:eastAsia="Times New Roman" w:hAnsi="Times New Roman" w:cs="Times New Roman"/>
           <w:b/>
@@ -128,12 +191,12 @@
           <w:szCs w:val="36"/>
           <w14:ligatures w14:val="none"/>
         </w:rPr>
-        <w:t>🎯 Objective</w:t>
+        <w:t>Testing Summary</w:t>
       </w:r>
     </w:p>
     <w:p>
       <w:pPr>
-        <w:spacing w:before="100" w:beforeAutospacing="1" w:after="100" w:afterAutospacing="1" w:line="240" w:lineRule="auto"/>
+        <w:spacing w:after="0" w:line="240" w:lineRule="auto"/>
         <w:rPr>
           <w:rFonts w:ascii="Times New Roman" w:eastAsia="Times New Roman" w:hAnsi="Times New Roman" w:cs="Times New Roman"/>
           <w:kern w:val="0"/>
@@ -142,169 +205,29 @@
           <w14:ligatures w14:val="none"/>
         </w:rPr>
       </w:pPr>
-      <w:r>
-        <w:rPr>
-          <w:rFonts w:ascii="Times New Roman" w:eastAsia="Times New Roman" w:hAnsi="Times New Roman" w:cs="Times New Roman"/>
-          <w:kern w:val="0"/>
-          <w:sz w:val="24"/>
-          <w:szCs w:val="24"/>
-          <w14:ligatures w14:val="none"/>
-        </w:rPr>
-        <w:t>Application-</w:t>
-      </w:r>
-      <w:proofErr w:type="spellStart"/>
-      <w:r>
-        <w:rPr>
-          <w:rFonts w:ascii="Nirmala UI" w:eastAsia="Times New Roman" w:hAnsi="Nirmala UI" w:cs="Nirmala UI"/>
-          <w:kern w:val="0"/>
-          <w:sz w:val="24"/>
-          <w:szCs w:val="24"/>
-          <w14:ligatures w14:val="none"/>
-        </w:rPr>
-        <w:t>এর</w:t>
-      </w:r>
-      <w:proofErr w:type="spellEnd"/>
-      <w:r>
-        <w:rPr>
-          <w:rFonts w:ascii="Times New Roman" w:eastAsia="Times New Roman" w:hAnsi="Times New Roman" w:cs="Times New Roman"/>
-          <w:kern w:val="0"/>
-          <w:sz w:val="24"/>
-          <w:szCs w:val="24"/>
-          <w14:ligatures w14:val="none"/>
-        </w:rPr>
-        <w:t xml:space="preserve"> functionality, security </w:t>
-      </w:r>
-      <w:proofErr w:type="spellStart"/>
-      <w:r>
-        <w:rPr>
-          <w:rFonts w:ascii="Nirmala UI" w:eastAsia="Times New Roman" w:hAnsi="Nirmala UI" w:cs="Nirmala UI"/>
-          <w:kern w:val="0"/>
-          <w:sz w:val="24"/>
-          <w:szCs w:val="24"/>
-          <w14:ligatures w14:val="none"/>
-        </w:rPr>
-        <w:t>এবং</w:t>
-      </w:r>
-      <w:proofErr w:type="spellEnd"/>
-      <w:r>
-        <w:rPr>
-          <w:rFonts w:ascii="Times New Roman" w:eastAsia="Times New Roman" w:hAnsi="Times New Roman" w:cs="Times New Roman"/>
-          <w:kern w:val="0"/>
-          <w:sz w:val="24"/>
-          <w:szCs w:val="24"/>
-          <w14:ligatures w14:val="none"/>
-        </w:rPr>
-        <w:t xml:space="preserve"> usability test </w:t>
-      </w:r>
-      <w:proofErr w:type="spellStart"/>
-      <w:r>
-        <w:rPr>
-          <w:rFonts w:ascii="Nirmala UI" w:eastAsia="Times New Roman" w:hAnsi="Nirmala UI" w:cs="Nirmala UI"/>
-          <w:kern w:val="0"/>
-          <w:sz w:val="24"/>
-          <w:szCs w:val="24"/>
-          <w14:ligatures w14:val="none"/>
-        </w:rPr>
-        <w:t>করা</w:t>
-      </w:r>
-      <w:proofErr w:type="spellEnd"/>
-      <w:r>
-        <w:rPr>
-          <w:rFonts w:ascii="Nirmala UI" w:eastAsia="Times New Roman" w:hAnsi="Nirmala UI" w:cs="Nirmala UI"/>
-          <w:kern w:val="0"/>
-          <w:sz w:val="24"/>
-          <w:szCs w:val="24"/>
-          <w14:ligatures w14:val="none"/>
-        </w:rPr>
-        <w:t>।</w:t>
-      </w:r>
-    </w:p>
-    <w:p>
-      <w:pPr>
-        <w:spacing w:after="0" w:line="240" w:lineRule="auto"/>
-        <w:rPr>
-          <w:rFonts w:ascii="Times New Roman" w:eastAsia="Times New Roman" w:hAnsi="Times New Roman" w:cs="Times New Roman"/>
-          <w:kern w:val="0"/>
-          <w:sz w:val="24"/>
-          <w:szCs w:val="24"/>
-          <w14:ligatures w14:val="none"/>
-        </w:rPr>
-      </w:pPr>
-      <w:r>
-        <w:rPr>
-          <w:rFonts w:ascii="Times New Roman" w:eastAsia="Times New Roman" w:hAnsi="Times New Roman" w:cs="Times New Roman"/>
-          <w:kern w:val="0"/>
-          <w:sz w:val="24"/>
-          <w:szCs w:val="24"/>
-          <w14:ligatures w14:val="none"/>
-        </w:rPr>
-        <w:pict>
-          <v:rect id="_x0000_i1026" style="width:0;height:1.5pt" o:hralign="center" o:hrstd="t" o:hr="t" fillcolor="#a0a0a0" stroked="f"/>
-        </w:pict>
-      </w:r>
-    </w:p>
-    <w:p>
-      <w:pPr>
-        <w:spacing w:before="100" w:beforeAutospacing="1" w:after="100" w:afterAutospacing="1" w:line="240" w:lineRule="auto"/>
-        <w:outlineLvl w:val="1"/>
-        <w:rPr>
-          <w:rFonts w:ascii="Times New Roman" w:eastAsia="Times New Roman" w:hAnsi="Times New Roman" w:cs="Times New Roman"/>
-          <w:b/>
-          <w:bCs/>
-          <w:kern w:val="0"/>
-          <w:sz w:val="36"/>
-          <w:szCs w:val="36"/>
-          <w14:ligatures w14:val="none"/>
-        </w:rPr>
-      </w:pPr>
-      <w:r>
-        <w:rPr>
-          <w:rFonts w:ascii="Times New Roman" w:eastAsia="Times New Roman" w:hAnsi="Times New Roman" w:cs="Times New Roman"/>
-          <w:b/>
-          <w:bCs/>
-          <w:kern w:val="0"/>
-          <w:sz w:val="36"/>
-          <w:szCs w:val="36"/>
-          <w14:ligatures w14:val="none"/>
-        </w:rPr>
-        <w:t>🧪 Testing Summary</w:t>
-      </w:r>
     </w:p>
     <w:tbl>
       <w:tblPr>
+        <w:tblStyle w:val="TableGrid"/>
         <w:tblW w:w="0" w:type="auto"/>
-        <w:tblCellSpacing w:w="15" w:type="dxa"/>
-        <w:tblCellMar>
-          <w:top w:w="15" w:type="dxa"/>
-          <w:left w:w="15" w:type="dxa"/>
-          <w:bottom w:w="15" w:type="dxa"/>
-          <w:right w:w="15" w:type="dxa"/>
-        </w:tblCellMar>
         <w:tblLook w:val="04A0" w:firstRow="1" w:lastRow="0" w:firstColumn="1" w:lastColumn="0" w:noHBand="0" w:noVBand="1"/>
       </w:tblPr>
       <w:tblGrid>
-        <w:gridCol w:w="1769"/>
-        <w:gridCol w:w="754"/>
-        <w:gridCol w:w="700"/>
-        <w:gridCol w:w="902"/>
+        <w:gridCol w:w="1910"/>
+        <w:gridCol w:w="910"/>
+        <w:gridCol w:w="856"/>
       </w:tblGrid>
       <w:tr>
-        <w:trPr>
-          <w:tblHeader/>
-          <w:tblCellSpacing w:w="15" w:type="dxa"/>
-        </w:trPr>
         <w:tc>
           <w:tcPr>
             <w:tcW w:w="0" w:type="auto"/>
-            <w:vAlign w:val="center"/>
             <w:hideMark/>
           </w:tcPr>
           <w:p>
             <w:pPr>
-              <w:spacing w:after="0" w:line="240" w:lineRule="auto"/>
               <w:jc w:val="center"/>
               <w:rPr>
-                <w:rFonts w:ascii="Times New Roman" w:eastAsia="Times New Roman" w:hAnsi="Times New Roman" w:cs="Times New Roman"/>
+                <w:rFonts w:ascii="Times New Roman" w:hAnsi="Times New Roman" w:cs="Times New Roman"/>
                 <w:b/>
                 <w:bCs/>
                 <w:kern w:val="0"/>
@@ -315,7 +238,7 @@
             </w:pPr>
             <w:r>
               <w:rPr>
-                <w:rFonts w:ascii="Times New Roman" w:eastAsia="Times New Roman" w:hAnsi="Times New Roman" w:cs="Times New Roman"/>
+                <w:rFonts w:ascii="Times New Roman" w:hAnsi="Times New Roman" w:cs="Times New Roman"/>
                 <w:b/>
                 <w:bCs/>
                 <w:kern w:val="0"/>
@@ -330,15 +253,13 @@
         <w:tc>
           <w:tcPr>
             <w:tcW w:w="0" w:type="auto"/>
-            <w:vAlign w:val="center"/>
             <w:hideMark/>
           </w:tcPr>
           <w:p>
             <w:pPr>
-              <w:spacing w:after="0" w:line="240" w:lineRule="auto"/>
               <w:jc w:val="center"/>
               <w:rPr>
-                <w:rFonts w:ascii="Times New Roman" w:eastAsia="Times New Roman" w:hAnsi="Times New Roman" w:cs="Times New Roman"/>
+                <w:rFonts w:ascii="Times New Roman" w:hAnsi="Times New Roman" w:cs="Times New Roman"/>
                 <w:b/>
                 <w:bCs/>
                 <w:kern w:val="0"/>
@@ -349,7 +270,7 @@
             </w:pPr>
             <w:r>
               <w:rPr>
-                <w:rFonts w:ascii="Times New Roman" w:eastAsia="Times New Roman" w:hAnsi="Times New Roman" w:cs="Times New Roman"/>
+                <w:rFonts w:ascii="Times New Roman" w:hAnsi="Times New Roman" w:cs="Times New Roman"/>
                 <w:b/>
                 <w:bCs/>
                 <w:kern w:val="0"/>
@@ -364,15 +285,13 @@
         <w:tc>
           <w:tcPr>
             <w:tcW w:w="0" w:type="auto"/>
-            <w:vAlign w:val="center"/>
             <w:hideMark/>
           </w:tcPr>
           <w:p>
             <w:pPr>
-              <w:spacing w:after="0" w:line="240" w:lineRule="auto"/>
               <w:jc w:val="center"/>
               <w:rPr>
-                <w:rFonts w:ascii="Times New Roman" w:eastAsia="Times New Roman" w:hAnsi="Times New Roman" w:cs="Times New Roman"/>
+                <w:rFonts w:ascii="Times New Roman" w:hAnsi="Times New Roman" w:cs="Times New Roman"/>
                 <w:b/>
                 <w:bCs/>
                 <w:kern w:val="0"/>
@@ -383,7 +302,7 @@
             </w:pPr>
             <w:r>
               <w:rPr>
-                <w:rFonts w:ascii="Times New Roman" w:eastAsia="Times New Roman" w:hAnsi="Times New Roman" w:cs="Times New Roman"/>
+                <w:rFonts w:ascii="Times New Roman" w:hAnsi="Times New Roman" w:cs="Times New Roman"/>
                 <w:b/>
                 <w:bCs/>
                 <w:kern w:val="0"/>
@@ -395,20 +314,17 @@
             </w:r>
           </w:p>
         </w:tc>
+      </w:tr>
+      <w:tr>
         <w:tc>
           <w:tcPr>
             <w:tcW w:w="0" w:type="auto"/>
-            <w:vAlign w:val="center"/>
             <w:hideMark/>
           </w:tcPr>
           <w:p>
             <w:pPr>
-              <w:spacing w:after="0" w:line="240" w:lineRule="auto"/>
-              <w:jc w:val="center"/>
               <w:rPr>
-                <w:rFonts w:ascii="Times New Roman" w:eastAsia="Times New Roman" w:hAnsi="Times New Roman" w:cs="Times New Roman"/>
-                <w:b/>
-                <w:bCs/>
+                <w:rFonts w:ascii="Times New Roman" w:hAnsi="Times New Roman" w:cs="Times New Roman"/>
                 <w:kern w:val="0"/>
                 <w:sz w:val="24"/>
                 <w:szCs w:val="24"/>
@@ -417,34 +333,25 @@
             </w:pPr>
             <w:r>
               <w:rPr>
-                <w:rFonts w:ascii="Times New Roman" w:eastAsia="Times New Roman" w:hAnsi="Times New Roman" w:cs="Times New Roman"/>
-                <w:b/>
-                <w:bCs/>
+                <w:rFonts w:ascii="Times New Roman" w:hAnsi="Times New Roman" w:cs="Times New Roman"/>
                 <w:kern w:val="0"/>
                 <w:sz w:val="24"/>
                 <w:szCs w:val="24"/>
                 <w14:ligatures w14:val="none"/>
               </w:rPr>
-              <w:t>Blocked</w:t>
+              <w:t>16</w:t>
             </w:r>
           </w:p>
         </w:tc>
-      </w:tr>
-      <w:tr>
-        <w:trPr>
-          <w:tblCellSpacing w:w="15" w:type="dxa"/>
-        </w:trPr>
         <w:tc>
           <w:tcPr>
             <w:tcW w:w="0" w:type="auto"/>
-            <w:vAlign w:val="center"/>
             <w:hideMark/>
           </w:tcPr>
           <w:p>
             <w:pPr>
-              <w:spacing w:after="0" w:line="240" w:lineRule="auto"/>
               <w:rPr>
-                <w:rFonts w:ascii="Times New Roman" w:eastAsia="Times New Roman" w:hAnsi="Times New Roman" w:cs="Times New Roman"/>
+                <w:rFonts w:ascii="Times New Roman" w:hAnsi="Times New Roman" w:cs="Times New Roman"/>
                 <w:kern w:val="0"/>
                 <w:sz w:val="24"/>
                 <w:szCs w:val="24"/>
@@ -453,27 +360,25 @@
             </w:pPr>
             <w:r>
               <w:rPr>
-                <w:rFonts w:ascii="Times New Roman" w:eastAsia="Times New Roman" w:hAnsi="Times New Roman" w:cs="Times New Roman"/>
+                <w:rFonts w:ascii="Times New Roman" w:hAnsi="Times New Roman" w:cs="Times New Roman"/>
                 <w:kern w:val="0"/>
                 <w:sz w:val="24"/>
                 <w:szCs w:val="24"/>
                 <w14:ligatures w14:val="none"/>
               </w:rPr>
-              <w:t>20</w:t>
+              <w:t>10</w:t>
             </w:r>
           </w:p>
         </w:tc>
         <w:tc>
           <w:tcPr>
             <w:tcW w:w="0" w:type="auto"/>
-            <w:vAlign w:val="center"/>
             <w:hideMark/>
           </w:tcPr>
           <w:p>
             <w:pPr>
-              <w:spacing w:after="0" w:line="240" w:lineRule="auto"/>
               <w:rPr>
-                <w:rFonts w:ascii="Times New Roman" w:eastAsia="Times New Roman" w:hAnsi="Times New Roman" w:cs="Times New Roman"/>
+                <w:rFonts w:ascii="Times New Roman" w:hAnsi="Times New Roman" w:cs="Times New Roman"/>
                 <w:kern w:val="0"/>
                 <w:sz w:val="24"/>
                 <w:szCs w:val="24"/>
@@ -482,71 +387,13 @@
             </w:pPr>
             <w:r>
               <w:rPr>
-                <w:rFonts w:ascii="Times New Roman" w:eastAsia="Times New Roman" w:hAnsi="Times New Roman" w:cs="Times New Roman"/>
+                <w:rFonts w:ascii="Times New Roman" w:hAnsi="Times New Roman" w:cs="Times New Roman"/>
                 <w:kern w:val="0"/>
                 <w:sz w:val="24"/>
                 <w:szCs w:val="24"/>
                 <w14:ligatures w14:val="none"/>
               </w:rPr>
-              <w:t>18</w:t>
-            </w:r>
-          </w:p>
-        </w:tc>
-        <w:tc>
-          <w:tcPr>
-            <w:tcW w:w="0" w:type="auto"/>
-            <w:vAlign w:val="center"/>
-            <w:hideMark/>
-          </w:tcPr>
-          <w:p>
-            <w:pPr>
-              <w:spacing w:after="0" w:line="240" w:lineRule="auto"/>
-              <w:rPr>
-                <w:rFonts w:ascii="Times New Roman" w:eastAsia="Times New Roman" w:hAnsi="Times New Roman" w:cs="Times New Roman"/>
-                <w:kern w:val="0"/>
-                <w:sz w:val="24"/>
-                <w:szCs w:val="24"/>
-                <w14:ligatures w14:val="none"/>
-              </w:rPr>
-            </w:pPr>
-            <w:r>
-              <w:rPr>
-                <w:rFonts w:ascii="Times New Roman" w:eastAsia="Times New Roman" w:hAnsi="Times New Roman" w:cs="Times New Roman"/>
-                <w:kern w:val="0"/>
-                <w:sz w:val="24"/>
-                <w:szCs w:val="24"/>
-                <w14:ligatures w14:val="none"/>
-              </w:rPr>
-              <w:t>2</w:t>
-            </w:r>
-          </w:p>
-        </w:tc>
-        <w:tc>
-          <w:tcPr>
-            <w:tcW w:w="0" w:type="auto"/>
-            <w:vAlign w:val="center"/>
-            <w:hideMark/>
-          </w:tcPr>
-          <w:p>
-            <w:pPr>
-              <w:spacing w:after="0" w:line="240" w:lineRule="auto"/>
-              <w:rPr>
-                <w:rFonts w:ascii="Times New Roman" w:eastAsia="Times New Roman" w:hAnsi="Times New Roman" w:cs="Times New Roman"/>
-                <w:kern w:val="0"/>
-                <w:sz w:val="24"/>
-                <w:szCs w:val="24"/>
-                <w14:ligatures w14:val="none"/>
-              </w:rPr>
-            </w:pPr>
-            <w:r>
-              <w:rPr>
-                <w:rFonts w:ascii="Times New Roman" w:eastAsia="Times New Roman" w:hAnsi="Times New Roman" w:cs="Times New Roman"/>
-                <w:kern w:val="0"/>
-                <w:sz w:val="24"/>
-                <w:szCs w:val="24"/>
-                <w14:ligatures w14:val="none"/>
-              </w:rPr>
-              <w:t>0</w:t>
+              <w:t>4</w:t>
             </w:r>
           </w:p>
         </w:tc>
@@ -563,394 +410,44 @@
           <w14:ligatures w14:val="none"/>
         </w:rPr>
       </w:pPr>
+    </w:p>
+    <w:p>
+      <w:pPr>
+        <w:spacing w:before="100" w:beforeAutospacing="1" w:after="100" w:afterAutospacing="1" w:line="240" w:lineRule="auto"/>
+        <w:outlineLvl w:val="1"/>
+        <w:rPr>
+          <w:rFonts w:ascii="Times New Roman" w:eastAsia="Times New Roman" w:hAnsi="Times New Roman" w:cs="Times New Roman"/>
+          <w:b/>
+          <w:bCs/>
+          <w:kern w:val="0"/>
+          <w:sz w:val="36"/>
+          <w:szCs w:val="36"/>
+          <w14:ligatures w14:val="none"/>
+        </w:rPr>
+      </w:pPr>
       <w:r>
         <w:rPr>
           <w:rFonts w:ascii="Times New Roman" w:eastAsia="Times New Roman" w:hAnsi="Times New Roman" w:cs="Times New Roman"/>
-          <w:kern w:val="0"/>
-          <w:sz w:val="24"/>
-          <w:szCs w:val="24"/>
-          <w14:ligatures w14:val="none"/>
-        </w:rPr>
-        <w:pict>
-          <v:rect id="_x0000_i1027" style="width:0;height:1.5pt" o:hralign="center" o:hrstd="t" o:hr="t" fillcolor="#a0a0a0" stroked="f"/>
-        </w:pict>
+          <w:b/>
+          <w:bCs/>
+          <w:kern w:val="0"/>
+          <w:sz w:val="36"/>
+          <w:szCs w:val="36"/>
+          <w14:ligatures w14:val="none"/>
+        </w:rPr>
+        <w:t>Observations</w:t>
       </w:r>
     </w:p>
     <w:p>
       <w:pPr>
-        <w:spacing w:before="100" w:beforeAutospacing="1" w:after="100" w:afterAutospacing="1" w:line="240" w:lineRule="auto"/>
-        <w:outlineLvl w:val="1"/>
-        <w:rPr>
-          <w:rFonts w:ascii="Times New Roman" w:eastAsia="Times New Roman" w:hAnsi="Times New Roman" w:cs="Times New Roman"/>
-          <w:b/>
-          <w:bCs/>
-          <w:kern w:val="0"/>
-          <w:sz w:val="36"/>
-          <w:szCs w:val="36"/>
-          <w14:ligatures w14:val="none"/>
-        </w:rPr>
-      </w:pPr>
-      <w:r>
-        <w:rPr>
-          <w:rFonts w:ascii="Times New Roman" w:eastAsia="Times New Roman" w:hAnsi="Times New Roman" w:cs="Times New Roman"/>
-          <w:b/>
-          <w:bCs/>
-          <w:kern w:val="0"/>
-          <w:sz w:val="36"/>
-          <w:szCs w:val="36"/>
-          <w14:ligatures w14:val="none"/>
-        </w:rPr>
-        <w:t>🐞 Bugs Summary</w:t>
-      </w:r>
-    </w:p>
-    <w:tbl>
-      <w:tblPr>
-        <w:tblW w:w="0" w:type="auto"/>
-        <w:tblCellSpacing w:w="15" w:type="dxa"/>
-        <w:tblCellMar>
-          <w:top w:w="15" w:type="dxa"/>
-          <w:left w:w="15" w:type="dxa"/>
-          <w:bottom w:w="15" w:type="dxa"/>
-          <w:right w:w="15" w:type="dxa"/>
-        </w:tblCellMar>
-        <w:tblLook w:val="04A0" w:firstRow="1" w:lastRow="0" w:firstColumn="1" w:lastColumn="0" w:noHBand="0" w:noVBand="1"/>
-      </w:tblPr>
-      <w:tblGrid>
-        <w:gridCol w:w="915"/>
-        <w:gridCol w:w="716"/>
-      </w:tblGrid>
-      <w:tr>
-        <w:trPr>
-          <w:tblHeader/>
-          <w:tblCellSpacing w:w="15" w:type="dxa"/>
-        </w:trPr>
-        <w:tc>
-          <w:tcPr>
-            <w:tcW w:w="0" w:type="auto"/>
-            <w:vAlign w:val="center"/>
-            <w:hideMark/>
-          </w:tcPr>
-          <w:p>
-            <w:pPr>
-              <w:spacing w:after="0" w:line="240" w:lineRule="auto"/>
-              <w:jc w:val="center"/>
-              <w:rPr>
-                <w:rFonts w:ascii="Times New Roman" w:eastAsia="Times New Roman" w:hAnsi="Times New Roman" w:cs="Times New Roman"/>
-                <w:b/>
-                <w:bCs/>
-                <w:kern w:val="0"/>
-                <w:sz w:val="24"/>
-                <w:szCs w:val="24"/>
-                <w14:ligatures w14:val="none"/>
-              </w:rPr>
-            </w:pPr>
-            <w:r>
-              <w:rPr>
-                <w:rFonts w:ascii="Times New Roman" w:eastAsia="Times New Roman" w:hAnsi="Times New Roman" w:cs="Times New Roman"/>
-                <w:b/>
-                <w:bCs/>
-                <w:kern w:val="0"/>
-                <w:sz w:val="24"/>
-                <w:szCs w:val="24"/>
-                <w14:ligatures w14:val="none"/>
-              </w:rPr>
-              <w:t>Severity</w:t>
-            </w:r>
-          </w:p>
-        </w:tc>
-        <w:tc>
-          <w:tcPr>
-            <w:tcW w:w="0" w:type="auto"/>
-            <w:vAlign w:val="center"/>
-            <w:hideMark/>
-          </w:tcPr>
-          <w:p>
-            <w:pPr>
-              <w:spacing w:after="0" w:line="240" w:lineRule="auto"/>
-              <w:jc w:val="center"/>
-              <w:rPr>
-                <w:rFonts w:ascii="Times New Roman" w:eastAsia="Times New Roman" w:hAnsi="Times New Roman" w:cs="Times New Roman"/>
-                <w:b/>
-                <w:bCs/>
-                <w:kern w:val="0"/>
-                <w:sz w:val="24"/>
-                <w:szCs w:val="24"/>
-                <w14:ligatures w14:val="none"/>
-              </w:rPr>
-            </w:pPr>
-            <w:r>
-              <w:rPr>
-                <w:rFonts w:ascii="Times New Roman" w:eastAsia="Times New Roman" w:hAnsi="Times New Roman" w:cs="Times New Roman"/>
-                <w:b/>
-                <w:bCs/>
-                <w:kern w:val="0"/>
-                <w:sz w:val="24"/>
-                <w:szCs w:val="24"/>
-                <w14:ligatures w14:val="none"/>
-              </w:rPr>
-              <w:t>Count</w:t>
-            </w:r>
-          </w:p>
-        </w:tc>
-      </w:tr>
-      <w:tr>
-        <w:trPr>
-          <w:tblCellSpacing w:w="15" w:type="dxa"/>
-        </w:trPr>
-        <w:tc>
-          <w:tcPr>
-            <w:tcW w:w="0" w:type="auto"/>
-            <w:vAlign w:val="center"/>
-            <w:hideMark/>
-          </w:tcPr>
-          <w:p>
-            <w:pPr>
-              <w:spacing w:after="0" w:line="240" w:lineRule="auto"/>
-              <w:rPr>
-                <w:rFonts w:ascii="Times New Roman" w:eastAsia="Times New Roman" w:hAnsi="Times New Roman" w:cs="Times New Roman"/>
-                <w:kern w:val="0"/>
-                <w:sz w:val="24"/>
-                <w:szCs w:val="24"/>
-                <w14:ligatures w14:val="none"/>
-              </w:rPr>
-            </w:pPr>
-            <w:r>
-              <w:rPr>
-                <w:rFonts w:ascii="Times New Roman" w:eastAsia="Times New Roman" w:hAnsi="Times New Roman" w:cs="Times New Roman"/>
-                <w:kern w:val="0"/>
-                <w:sz w:val="24"/>
-                <w:szCs w:val="24"/>
-                <w14:ligatures w14:val="none"/>
-              </w:rPr>
-              <w:t>Critical</w:t>
-            </w:r>
-          </w:p>
-        </w:tc>
-        <w:tc>
-          <w:tcPr>
-            <w:tcW w:w="0" w:type="auto"/>
-            <w:vAlign w:val="center"/>
-            <w:hideMark/>
-          </w:tcPr>
-          <w:p>
-            <w:pPr>
-              <w:spacing w:after="0" w:line="240" w:lineRule="auto"/>
-              <w:rPr>
-                <w:rFonts w:ascii="Times New Roman" w:eastAsia="Times New Roman" w:hAnsi="Times New Roman" w:cs="Times New Roman"/>
-                <w:kern w:val="0"/>
-                <w:sz w:val="24"/>
-                <w:szCs w:val="24"/>
-                <w14:ligatures w14:val="none"/>
-              </w:rPr>
-            </w:pPr>
-            <w:r>
-              <w:rPr>
-                <w:rFonts w:ascii="Times New Roman" w:eastAsia="Times New Roman" w:hAnsi="Times New Roman" w:cs="Times New Roman"/>
-                <w:kern w:val="0"/>
-                <w:sz w:val="24"/>
-                <w:szCs w:val="24"/>
-                <w14:ligatures w14:val="none"/>
-              </w:rPr>
-              <w:t>1</w:t>
-            </w:r>
-          </w:p>
-        </w:tc>
-      </w:tr>
-      <w:tr>
-        <w:trPr>
-          <w:tblCellSpacing w:w="15" w:type="dxa"/>
-        </w:trPr>
-        <w:tc>
-          <w:tcPr>
-            <w:tcW w:w="0" w:type="auto"/>
-            <w:vAlign w:val="center"/>
-            <w:hideMark/>
-          </w:tcPr>
-          <w:p>
-            <w:pPr>
-              <w:spacing w:after="0" w:line="240" w:lineRule="auto"/>
-              <w:rPr>
-                <w:rFonts w:ascii="Times New Roman" w:eastAsia="Times New Roman" w:hAnsi="Times New Roman" w:cs="Times New Roman"/>
-                <w:kern w:val="0"/>
-                <w:sz w:val="24"/>
-                <w:szCs w:val="24"/>
-                <w14:ligatures w14:val="none"/>
-              </w:rPr>
-            </w:pPr>
-            <w:r>
-              <w:rPr>
-                <w:rFonts w:ascii="Times New Roman" w:eastAsia="Times New Roman" w:hAnsi="Times New Roman" w:cs="Times New Roman"/>
-                <w:kern w:val="0"/>
-                <w:sz w:val="24"/>
-                <w:szCs w:val="24"/>
-                <w14:ligatures w14:val="none"/>
-              </w:rPr>
-              <w:t>High</w:t>
-            </w:r>
-          </w:p>
-        </w:tc>
-        <w:tc>
-          <w:tcPr>
-            <w:tcW w:w="0" w:type="auto"/>
-            <w:vAlign w:val="center"/>
-            <w:hideMark/>
-          </w:tcPr>
-          <w:p>
-            <w:pPr>
-              <w:spacing w:after="0" w:line="240" w:lineRule="auto"/>
-              <w:rPr>
-                <w:rFonts w:ascii="Times New Roman" w:eastAsia="Times New Roman" w:hAnsi="Times New Roman" w:cs="Times New Roman"/>
-                <w:kern w:val="0"/>
-                <w:sz w:val="24"/>
-                <w:szCs w:val="24"/>
-                <w14:ligatures w14:val="none"/>
-              </w:rPr>
-            </w:pPr>
-            <w:r>
-              <w:rPr>
-                <w:rFonts w:ascii="Times New Roman" w:eastAsia="Times New Roman" w:hAnsi="Times New Roman" w:cs="Times New Roman"/>
-                <w:kern w:val="0"/>
-                <w:sz w:val="24"/>
-                <w:szCs w:val="24"/>
-                <w14:ligatures w14:val="none"/>
-              </w:rPr>
-              <w:t>2</w:t>
-            </w:r>
-          </w:p>
-        </w:tc>
-      </w:tr>
-      <w:tr>
-        <w:trPr>
-          <w:tblCellSpacing w:w="15" w:type="dxa"/>
-        </w:trPr>
-        <w:tc>
-          <w:tcPr>
-            <w:tcW w:w="0" w:type="auto"/>
-            <w:vAlign w:val="center"/>
-            <w:hideMark/>
-          </w:tcPr>
-          <w:p>
-            <w:pPr>
-              <w:spacing w:after="0" w:line="240" w:lineRule="auto"/>
-              <w:rPr>
-                <w:rFonts w:ascii="Times New Roman" w:eastAsia="Times New Roman" w:hAnsi="Times New Roman" w:cs="Times New Roman"/>
-                <w:kern w:val="0"/>
-                <w:sz w:val="24"/>
-                <w:szCs w:val="24"/>
-                <w14:ligatures w14:val="none"/>
-              </w:rPr>
-            </w:pPr>
-            <w:r>
-              <w:rPr>
-                <w:rFonts w:ascii="Times New Roman" w:eastAsia="Times New Roman" w:hAnsi="Times New Roman" w:cs="Times New Roman"/>
-                <w:kern w:val="0"/>
-                <w:sz w:val="24"/>
-                <w:szCs w:val="24"/>
-                <w14:ligatures w14:val="none"/>
-              </w:rPr>
-              <w:t>Medium</w:t>
-            </w:r>
-          </w:p>
-        </w:tc>
-        <w:tc>
-          <w:tcPr>
-            <w:tcW w:w="0" w:type="auto"/>
-            <w:vAlign w:val="center"/>
-            <w:hideMark/>
-          </w:tcPr>
-          <w:p>
-            <w:pPr>
-              <w:spacing w:after="0" w:line="240" w:lineRule="auto"/>
-              <w:rPr>
-                <w:rFonts w:ascii="Times New Roman" w:eastAsia="Times New Roman" w:hAnsi="Times New Roman" w:cs="Times New Roman"/>
-                <w:kern w:val="0"/>
-                <w:sz w:val="24"/>
-                <w:szCs w:val="24"/>
-                <w14:ligatures w14:val="none"/>
-              </w:rPr>
-            </w:pPr>
-            <w:r>
-              <w:rPr>
-                <w:rFonts w:ascii="Times New Roman" w:eastAsia="Times New Roman" w:hAnsi="Times New Roman" w:cs="Times New Roman"/>
-                <w:kern w:val="0"/>
-                <w:sz w:val="24"/>
-                <w:szCs w:val="24"/>
-                <w14:ligatures w14:val="none"/>
-              </w:rPr>
-              <w:t>1</w:t>
-            </w:r>
-          </w:p>
-        </w:tc>
-      </w:tr>
-      <w:tr>
-        <w:trPr>
-          <w:tblCellSpacing w:w="15" w:type="dxa"/>
-        </w:trPr>
-        <w:tc>
-          <w:tcPr>
-            <w:tcW w:w="0" w:type="auto"/>
-            <w:vAlign w:val="center"/>
-            <w:hideMark/>
-          </w:tcPr>
-          <w:p>
-            <w:pPr>
-              <w:spacing w:after="0" w:line="240" w:lineRule="auto"/>
-              <w:rPr>
-                <w:rFonts w:ascii="Times New Roman" w:eastAsia="Times New Roman" w:hAnsi="Times New Roman" w:cs="Times New Roman"/>
-                <w:kern w:val="0"/>
-                <w:sz w:val="24"/>
-                <w:szCs w:val="24"/>
-                <w14:ligatures w14:val="none"/>
-              </w:rPr>
-            </w:pPr>
-            <w:r>
-              <w:rPr>
-                <w:rFonts w:ascii="Times New Roman" w:eastAsia="Times New Roman" w:hAnsi="Times New Roman" w:cs="Times New Roman"/>
-                <w:kern w:val="0"/>
-                <w:sz w:val="24"/>
-                <w:szCs w:val="24"/>
-                <w14:ligatures w14:val="none"/>
-              </w:rPr>
-              <w:t>Low</w:t>
-            </w:r>
-          </w:p>
-        </w:tc>
-        <w:tc>
-          <w:tcPr>
-            <w:tcW w:w="0" w:type="auto"/>
-            <w:vAlign w:val="center"/>
-            <w:hideMark/>
-          </w:tcPr>
-          <w:p>
-            <w:pPr>
-              <w:spacing w:after="0" w:line="240" w:lineRule="auto"/>
-              <w:rPr>
-                <w:rFonts w:ascii="Times New Roman" w:eastAsia="Times New Roman" w:hAnsi="Times New Roman" w:cs="Times New Roman"/>
-                <w:kern w:val="0"/>
-                <w:sz w:val="24"/>
-                <w:szCs w:val="24"/>
-                <w14:ligatures w14:val="none"/>
-              </w:rPr>
-            </w:pPr>
-            <w:r>
-              <w:rPr>
-                <w:rFonts w:ascii="Times New Roman" w:eastAsia="Times New Roman" w:hAnsi="Times New Roman" w:cs="Times New Roman"/>
-                <w:kern w:val="0"/>
-                <w:sz w:val="24"/>
-                <w:szCs w:val="24"/>
-                <w14:ligatures w14:val="none"/>
-              </w:rPr>
-              <w:t>1</w:t>
-            </w:r>
-          </w:p>
-        </w:tc>
-      </w:tr>
-    </w:tbl>
-    <w:p>
-      <w:pPr>
+        <w:pStyle w:val="ListParagraph"/>
+        <w:numPr>
+          <w:ilvl w:val="0"/>
+          <w:numId w:val="4"/>
+        </w:numPr>
         <w:spacing w:after="0" w:line="240" w:lineRule="auto"/>
         <w:rPr>
-          <w:rFonts w:ascii="Times New Roman" w:eastAsia="Times New Roman" w:hAnsi="Times New Roman" w:cs="Times New Roman"/>
+          <w:rFonts w:ascii="Times New Roman" w:eastAsia="Times New Roman" w:hAnsi="Times New Roman" w:cs="Nirmala UI"/>
           <w:kern w:val="0"/>
           <w:sz w:val="24"/>
           <w:szCs w:val="24"/>
@@ -959,51 +456,50 @@
       </w:pPr>
       <w:r>
         <w:rPr>
-          <w:rFonts w:ascii="Times New Roman" w:eastAsia="Times New Roman" w:hAnsi="Times New Roman" w:cs="Times New Roman"/>
+          <w:rFonts w:ascii="Times New Roman" w:eastAsia="Times New Roman" w:hAnsi="Times New Roman" w:cs="Nirmala UI"/>
           <w:kern w:val="0"/>
           <w:sz w:val="24"/>
           <w:szCs w:val="24"/>
           <w14:ligatures w14:val="none"/>
         </w:rPr>
-        <w:pict>
-          <v:rect id="_x0000_i1028" style="width:0;height:1.5pt" o:hralign="center" o:hrstd="t" o:hr="t" fillcolor="#a0a0a0" stroked="f"/>
-        </w:pict>
+        <w:t>Some authorization issues found</w:t>
       </w:r>
     </w:p>
     <w:p>
       <w:pPr>
-        <w:spacing w:before="100" w:beforeAutospacing="1" w:after="100" w:afterAutospacing="1" w:line="240" w:lineRule="auto"/>
-        <w:outlineLvl w:val="1"/>
-        <w:rPr>
-          <w:rFonts w:ascii="Times New Roman" w:eastAsia="Times New Roman" w:hAnsi="Times New Roman" w:cs="Times New Roman"/>
-          <w:b/>
-          <w:bCs/>
-          <w:kern w:val="0"/>
-          <w:sz w:val="36"/>
-          <w:szCs w:val="36"/>
+        <w:pStyle w:val="ListParagraph"/>
+        <w:numPr>
+          <w:ilvl w:val="0"/>
+          <w:numId w:val="4"/>
+        </w:numPr>
+        <w:spacing w:after="0" w:line="240" w:lineRule="auto"/>
+        <w:rPr>
+          <w:rFonts w:ascii="Times New Roman" w:eastAsia="Times New Roman" w:hAnsi="Times New Roman" w:cs="Nirmala UI"/>
+          <w:kern w:val="0"/>
+          <w:sz w:val="24"/>
+          <w:szCs w:val="24"/>
           <w14:ligatures w14:val="none"/>
         </w:rPr>
       </w:pPr>
       <w:r>
         <w:rPr>
-          <w:rFonts w:ascii="Times New Roman" w:eastAsia="Times New Roman" w:hAnsi="Times New Roman" w:cs="Times New Roman"/>
-          <w:b/>
-          <w:bCs/>
-          <w:kern w:val="0"/>
-          <w:sz w:val="36"/>
-          <w:szCs w:val="36"/>
-          <w14:ligatures w14:val="none"/>
-        </w:rPr>
-        <w:t>🔍 Observations</w:t>
+          <w:rFonts w:ascii="Times New Roman" w:eastAsia="Times New Roman" w:hAnsi="Times New Roman" w:cs="Nirmala UI"/>
+          <w:kern w:val="0"/>
+          <w:sz w:val="24"/>
+          <w:szCs w:val="24"/>
+          <w14:ligatures w14:val="none"/>
+        </w:rPr>
+        <w:t>UI responsiveness needs to be improved</w:t>
       </w:r>
     </w:p>
     <w:p>
       <w:pPr>
+        <w:pStyle w:val="ListParagraph"/>
         <w:numPr>
           <w:ilvl w:val="0"/>
-          <w:numId w:val="1"/>
+          <w:numId w:val="4"/>
         </w:numPr>
-        <w:spacing w:before="100" w:beforeAutospacing="1" w:after="100" w:afterAutospacing="1" w:line="240" w:lineRule="auto"/>
+        <w:spacing w:after="0" w:line="240" w:lineRule="auto"/>
         <w:rPr>
           <w:rFonts w:ascii="Times New Roman" w:eastAsia="Times New Roman" w:hAnsi="Times New Roman" w:cs="Times New Roman"/>
           <w:kern w:val="0"/>
@@ -1012,80 +508,20 @@
           <w14:ligatures w14:val="none"/>
         </w:rPr>
       </w:pPr>
-      <w:proofErr w:type="spellStart"/>
       <w:r>
         <w:rPr>
-          <w:rFonts w:ascii="Nirmala UI" w:eastAsia="Times New Roman" w:hAnsi="Nirmala UI" w:cs="Nirmala UI"/>
+          <w:rFonts w:ascii="Times New Roman" w:eastAsia="Times New Roman" w:hAnsi="Times New Roman" w:cs="Nirmala UI"/>
           <w:kern w:val="0"/>
           <w:sz w:val="24"/>
           <w:szCs w:val="24"/>
           <w14:ligatures w14:val="none"/>
         </w:rPr>
-        <w:t>কিছু</w:t>
-      </w:r>
-      <w:proofErr w:type="spellEnd"/>
-      <w:r>
-        <w:rPr>
-          <w:rFonts w:ascii="Times New Roman" w:eastAsia="Times New Roman" w:hAnsi="Times New Roman" w:cs="Times New Roman"/>
-          <w:kern w:val="0"/>
-          <w:sz w:val="24"/>
-          <w:szCs w:val="24"/>
-          <w14:ligatures w14:val="none"/>
-        </w:rPr>
-        <w:t xml:space="preserve"> authorization issue </w:t>
-      </w:r>
-      <w:proofErr w:type="spellStart"/>
-      <w:r>
-        <w:rPr>
-          <w:rFonts w:ascii="Nirmala UI" w:eastAsia="Times New Roman" w:hAnsi="Nirmala UI" w:cs="Nirmala UI"/>
-          <w:kern w:val="0"/>
-          <w:sz w:val="24"/>
-          <w:szCs w:val="24"/>
-          <w14:ligatures w14:val="none"/>
-        </w:rPr>
-        <w:t>পাওয়া</w:t>
-      </w:r>
-      <w:proofErr w:type="spellEnd"/>
-      <w:r>
-        <w:rPr>
-          <w:rFonts w:ascii="Times New Roman" w:eastAsia="Times New Roman" w:hAnsi="Times New Roman" w:cs="Times New Roman"/>
-          <w:kern w:val="0"/>
-          <w:sz w:val="24"/>
-          <w:szCs w:val="24"/>
-          <w14:ligatures w14:val="none"/>
-        </w:rPr>
-        <w:t xml:space="preserve"> </w:t>
-      </w:r>
-      <w:proofErr w:type="spellStart"/>
-      <w:r>
-        <w:rPr>
-          <w:rFonts w:ascii="Nirmala UI" w:eastAsia="Times New Roman" w:hAnsi="Nirmala UI" w:cs="Nirmala UI"/>
-          <w:kern w:val="0"/>
-          <w:sz w:val="24"/>
-          <w:szCs w:val="24"/>
-          <w14:ligatures w14:val="none"/>
-        </w:rPr>
-        <w:t>গেছে</w:t>
-      </w:r>
-      <w:proofErr w:type="spellEnd"/>
-      <w:r>
-        <w:rPr>
-          <w:rFonts w:ascii="Times New Roman" w:eastAsia="Times New Roman" w:hAnsi="Times New Roman" w:cs="Times New Roman"/>
-          <w:kern w:val="0"/>
-          <w:sz w:val="24"/>
-          <w:szCs w:val="24"/>
-          <w14:ligatures w14:val="none"/>
-        </w:rPr>
-        <w:t xml:space="preserve"> </w:t>
+        <w:t>JWT security verified</w:t>
       </w:r>
     </w:p>
     <w:p>
       <w:pPr>
-        <w:numPr>
-          <w:ilvl w:val="0"/>
-          <w:numId w:val="1"/>
-        </w:numPr>
-        <w:spacing w:before="100" w:beforeAutospacing="1" w:after="100" w:afterAutospacing="1" w:line="240" w:lineRule="auto"/>
+        <w:spacing w:after="0" w:line="240" w:lineRule="auto"/>
         <w:rPr>
           <w:rFonts w:ascii="Times New Roman" w:eastAsia="Times New Roman" w:hAnsi="Times New Roman" w:cs="Times New Roman"/>
           <w:kern w:val="0"/>
@@ -1094,300 +530,82 @@
           <w14:ligatures w14:val="none"/>
         </w:rPr>
       </w:pPr>
+    </w:p>
+    <w:p>
+      <w:pPr>
+        <w:spacing w:after="0" w:line="240" w:lineRule="auto"/>
+        <w:rPr>
+          <w:rFonts w:ascii="Times New Roman" w:eastAsia="Times New Roman" w:hAnsi="Times New Roman" w:cs="Times New Roman"/>
+          <w:b/>
+          <w:bCs/>
+          <w:kern w:val="0"/>
+          <w:sz w:val="36"/>
+          <w:szCs w:val="36"/>
+          <w14:ligatures w14:val="none"/>
+        </w:rPr>
+      </w:pPr>
       <w:r>
         <w:rPr>
           <w:rFonts w:ascii="Times New Roman" w:eastAsia="Times New Roman" w:hAnsi="Times New Roman" w:cs="Times New Roman"/>
-          <w:kern w:val="0"/>
-          <w:sz w:val="24"/>
-          <w:szCs w:val="24"/>
-          <w14:ligatures w14:val="none"/>
-        </w:rPr>
-        <w:t xml:space="preserve">UI responsiveness improve </w:t>
-      </w:r>
-      <w:proofErr w:type="spellStart"/>
-      <w:r>
-        <w:rPr>
-          <w:rFonts w:ascii="Nirmala UI" w:eastAsia="Times New Roman" w:hAnsi="Nirmala UI" w:cs="Nirmala UI"/>
-          <w:kern w:val="0"/>
-          <w:sz w:val="24"/>
-          <w:szCs w:val="24"/>
-          <w14:ligatures w14:val="none"/>
-        </w:rPr>
-        <w:t>করা</w:t>
-      </w:r>
-      <w:proofErr w:type="spellEnd"/>
-      <w:r>
-        <w:rPr>
-          <w:rFonts w:ascii="Times New Roman" w:eastAsia="Times New Roman" w:hAnsi="Times New Roman" w:cs="Times New Roman"/>
-          <w:kern w:val="0"/>
-          <w:sz w:val="24"/>
-          <w:szCs w:val="24"/>
-          <w14:ligatures w14:val="none"/>
-        </w:rPr>
-        <w:t xml:space="preserve"> </w:t>
-      </w:r>
-      <w:proofErr w:type="spellStart"/>
-      <w:r>
-        <w:rPr>
-          <w:rFonts w:ascii="Nirmala UI" w:eastAsia="Times New Roman" w:hAnsi="Nirmala UI" w:cs="Nirmala UI"/>
-          <w:kern w:val="0"/>
-          <w:sz w:val="24"/>
-          <w:szCs w:val="24"/>
-          <w14:ligatures w14:val="none"/>
-        </w:rPr>
-        <w:t>দরকার</w:t>
-      </w:r>
-      <w:proofErr w:type="spellEnd"/>
-      <w:r>
-        <w:rPr>
-          <w:rFonts w:ascii="Times New Roman" w:eastAsia="Times New Roman" w:hAnsi="Times New Roman" w:cs="Times New Roman"/>
-          <w:kern w:val="0"/>
-          <w:sz w:val="24"/>
-          <w:szCs w:val="24"/>
-          <w14:ligatures w14:val="none"/>
-        </w:rPr>
-        <w:t xml:space="preserve"> </w:t>
+          <w:b/>
+          <w:bCs/>
+          <w:kern w:val="0"/>
+          <w:sz w:val="36"/>
+          <w:szCs w:val="36"/>
+          <w14:ligatures w14:val="none"/>
+        </w:rPr>
+        <w:t>Conclusion</w:t>
       </w:r>
     </w:p>
     <w:p>
       <w:pPr>
+        <w:spacing w:after="0" w:line="240" w:lineRule="auto"/>
+        <w:rPr>
+          <w:rFonts w:ascii="Times New Roman" w:eastAsia="Times New Roman" w:hAnsi="Times New Roman" w:cs="Times New Roman"/>
+          <w:kern w:val="0"/>
+          <w:sz w:val="24"/>
+          <w:szCs w:val="24"/>
+          <w14:ligatures w14:val="none"/>
+        </w:rPr>
+      </w:pPr>
+    </w:p>
+    <w:p>
+      <w:pPr>
+        <w:pStyle w:val="ListParagraph"/>
         <w:numPr>
           <w:ilvl w:val="0"/>
-          <w:numId w:val="1"/>
+          <w:numId w:val="2"/>
         </w:numPr>
-        <w:spacing w:before="100" w:beforeAutospacing="1" w:after="100" w:afterAutospacing="1" w:line="240" w:lineRule="auto"/>
-        <w:rPr>
-          <w:rFonts w:ascii="Times New Roman" w:eastAsia="Times New Roman" w:hAnsi="Times New Roman" w:cs="Times New Roman"/>
-          <w:kern w:val="0"/>
-          <w:sz w:val="24"/>
-          <w:szCs w:val="24"/>
-          <w14:ligatures w14:val="none"/>
+        <w:spacing w:after="0"/>
+        <w:rPr>
+          <w:rFonts w:ascii="Times New Roman" w:hAnsi="Times New Roman"/>
         </w:rPr>
       </w:pPr>
       <w:r>
         <w:rPr>
-          <w:rFonts w:ascii="Times New Roman" w:eastAsia="Times New Roman" w:hAnsi="Times New Roman" w:cs="Times New Roman"/>
-          <w:kern w:val="0"/>
-          <w:sz w:val="24"/>
-          <w:szCs w:val="24"/>
-          <w14:ligatures w14:val="none"/>
-        </w:rPr>
-        <w:t xml:space="preserve">JWT security verify </w:t>
-      </w:r>
-      <w:proofErr w:type="spellStart"/>
-      <w:r>
-        <w:rPr>
-          <w:rFonts w:ascii="Nirmala UI" w:eastAsia="Times New Roman" w:hAnsi="Nirmala UI" w:cs="Nirmala UI"/>
-          <w:kern w:val="0"/>
-          <w:sz w:val="24"/>
-          <w:szCs w:val="24"/>
-          <w14:ligatures w14:val="none"/>
-        </w:rPr>
-        <w:t>করা</w:t>
-      </w:r>
-      <w:proofErr w:type="spellEnd"/>
-      <w:r>
-        <w:rPr>
-          <w:rFonts w:ascii="Times New Roman" w:eastAsia="Times New Roman" w:hAnsi="Times New Roman" w:cs="Times New Roman"/>
-          <w:kern w:val="0"/>
-          <w:sz w:val="24"/>
-          <w:szCs w:val="24"/>
-          <w14:ligatures w14:val="none"/>
-        </w:rPr>
-        <w:t xml:space="preserve"> </w:t>
-      </w:r>
-      <w:proofErr w:type="spellStart"/>
-      <w:r>
-        <w:rPr>
-          <w:rFonts w:ascii="Nirmala UI" w:eastAsia="Times New Roman" w:hAnsi="Nirmala UI" w:cs="Nirmala UI"/>
-          <w:kern w:val="0"/>
-          <w:sz w:val="24"/>
-          <w:szCs w:val="24"/>
-          <w14:ligatures w14:val="none"/>
-        </w:rPr>
-        <w:t>হয়েছে</w:t>
-      </w:r>
-      <w:proofErr w:type="spellEnd"/>
-      <w:r>
-        <w:rPr>
-          <w:rFonts w:ascii="Times New Roman" w:eastAsia="Times New Roman" w:hAnsi="Times New Roman" w:cs="Times New Roman"/>
-          <w:kern w:val="0"/>
-          <w:sz w:val="24"/>
-          <w:szCs w:val="24"/>
-          <w14:ligatures w14:val="none"/>
-        </w:rPr>
-        <w:t xml:space="preserve"> </w:t>
+          <w:rFonts w:ascii="Times New Roman" w:hAnsi="Times New Roman"/>
+        </w:rPr>
+        <w:t>System is fairly stable</w:t>
       </w:r>
     </w:p>
     <w:p>
       <w:pPr>
-        <w:spacing w:after="0" w:line="240" w:lineRule="auto"/>
-        <w:rPr>
-          <w:rFonts w:ascii="Times New Roman" w:eastAsia="Times New Roman" w:hAnsi="Times New Roman" w:cs="Times New Roman"/>
-          <w:kern w:val="0"/>
-          <w:sz w:val="24"/>
-          <w:szCs w:val="24"/>
-          <w14:ligatures w14:val="none"/>
+        <w:pStyle w:val="ListParagraph"/>
+        <w:numPr>
+          <w:ilvl w:val="0"/>
+          <w:numId w:val="2"/>
+        </w:numPr>
+        <w:spacing w:after="0"/>
+        <w:rPr>
+          <w:rFonts w:ascii="Times New Roman" w:hAnsi="Times New Roman"/>
         </w:rPr>
       </w:pPr>
       <w:r>
         <w:rPr>
-          <w:rFonts w:ascii="Times New Roman" w:eastAsia="Times New Roman" w:hAnsi="Times New Roman" w:cs="Times New Roman"/>
-          <w:kern w:val="0"/>
-          <w:sz w:val="24"/>
-          <w:szCs w:val="24"/>
-          <w14:ligatures w14:val="none"/>
-        </w:rPr>
-        <w:pict>
-          <v:rect id="_x0000_i1029" style="width:0;height:1.5pt" o:hralign="center" o:hrstd="t" o:hr="t" fillcolor="#a0a0a0" stroked="f"/>
-        </w:pict>
+          <w:rFonts w:ascii="Times New Roman" w:hAnsi="Times New Roman"/>
+        </w:rPr>
+        <w:t>Will be production-ready after fixing major issues</w:t>
       </w:r>
-    </w:p>
-    <w:p>
-      <w:pPr>
-        <w:spacing w:before="100" w:beforeAutospacing="1" w:after="100" w:afterAutospacing="1" w:line="240" w:lineRule="auto"/>
-        <w:outlineLvl w:val="1"/>
-        <w:rPr>
-          <w:rFonts w:ascii="Times New Roman" w:eastAsia="Times New Roman" w:hAnsi="Times New Roman" w:cs="Times New Roman"/>
-          <w:b/>
-          <w:bCs/>
-          <w:kern w:val="0"/>
-          <w:sz w:val="36"/>
-          <w:szCs w:val="36"/>
-          <w14:ligatures w14:val="none"/>
-        </w:rPr>
-      </w:pPr>
-      <w:r>
-        <w:rPr>
-          <w:rFonts w:ascii="Times New Roman" w:eastAsia="Times New Roman" w:hAnsi="Times New Roman" w:cs="Times New Roman"/>
-          <w:b/>
-          <w:bCs/>
-          <w:kern w:val="0"/>
-          <w:sz w:val="36"/>
-          <w:szCs w:val="36"/>
-          <w14:ligatures w14:val="none"/>
-        </w:rPr>
-        <w:t>✅ Conclusion</w:t>
-      </w:r>
-    </w:p>
-    <w:p>
-      <w:pPr>
-        <w:spacing w:before="100" w:beforeAutospacing="1" w:after="100" w:afterAutospacing="1" w:line="240" w:lineRule="auto"/>
-        <w:rPr>
-          <w:rFonts w:ascii="Times New Roman" w:eastAsia="Times New Roman" w:hAnsi="Times New Roman" w:cs="Times New Roman"/>
-          <w:kern w:val="0"/>
-          <w:sz w:val="24"/>
-          <w:szCs w:val="24"/>
-          <w14:ligatures w14:val="none"/>
-        </w:rPr>
-      </w:pPr>
-      <w:r>
-        <w:rPr>
-          <w:rFonts w:ascii="Times New Roman" w:eastAsia="Times New Roman" w:hAnsi="Times New Roman" w:cs="Times New Roman"/>
-          <w:kern w:val="0"/>
-          <w:sz w:val="24"/>
-          <w:szCs w:val="24"/>
-          <w14:ligatures w14:val="none"/>
-        </w:rPr>
-        <w:lastRenderedPageBreak/>
-        <w:t xml:space="preserve">👉 System </w:t>
-      </w:r>
-      <w:proofErr w:type="spellStart"/>
-      <w:r>
-        <w:rPr>
-          <w:rFonts w:ascii="Nirmala UI" w:eastAsia="Times New Roman" w:hAnsi="Nirmala UI" w:cs="Nirmala UI"/>
-          <w:kern w:val="0"/>
-          <w:sz w:val="24"/>
-          <w:szCs w:val="24"/>
-          <w14:ligatures w14:val="none"/>
-        </w:rPr>
-        <w:t>মোটামুটি</w:t>
-      </w:r>
-      <w:proofErr w:type="spellEnd"/>
-      <w:r>
-        <w:rPr>
-          <w:rFonts w:ascii="Times New Roman" w:eastAsia="Times New Roman" w:hAnsi="Times New Roman" w:cs="Times New Roman"/>
-          <w:kern w:val="0"/>
-          <w:sz w:val="24"/>
-          <w:szCs w:val="24"/>
-          <w14:ligatures w14:val="none"/>
-        </w:rPr>
-        <w:t xml:space="preserve"> stable</w:t>
-      </w:r>
-      <w:r>
-        <w:rPr>
-          <w:rFonts w:ascii="Times New Roman" w:eastAsia="Times New Roman" w:hAnsi="Times New Roman" w:cs="Times New Roman"/>
-          <w:kern w:val="0"/>
-          <w:sz w:val="24"/>
-          <w:szCs w:val="24"/>
-          <w14:ligatures w14:val="none"/>
-        </w:rPr>
-        <w:br/>
-        <w:t xml:space="preserve">👉 Major issues fix </w:t>
-      </w:r>
-      <w:proofErr w:type="spellStart"/>
-      <w:r>
-        <w:rPr>
-          <w:rFonts w:ascii="Nirmala UI" w:eastAsia="Times New Roman" w:hAnsi="Nirmala UI" w:cs="Nirmala UI"/>
-          <w:kern w:val="0"/>
-          <w:sz w:val="24"/>
-          <w:szCs w:val="24"/>
-          <w14:ligatures w14:val="none"/>
-        </w:rPr>
-        <w:t>করার</w:t>
-      </w:r>
-      <w:proofErr w:type="spellEnd"/>
-      <w:r>
-        <w:rPr>
-          <w:rFonts w:ascii="Times New Roman" w:eastAsia="Times New Roman" w:hAnsi="Times New Roman" w:cs="Times New Roman"/>
-          <w:kern w:val="0"/>
-          <w:sz w:val="24"/>
-          <w:szCs w:val="24"/>
-          <w14:ligatures w14:val="none"/>
-        </w:rPr>
-        <w:t xml:space="preserve"> </w:t>
-      </w:r>
-      <w:proofErr w:type="spellStart"/>
-      <w:r>
-        <w:rPr>
-          <w:rFonts w:ascii="Nirmala UI" w:eastAsia="Times New Roman" w:hAnsi="Nirmala UI" w:cs="Nirmala UI"/>
-          <w:kern w:val="0"/>
-          <w:sz w:val="24"/>
-          <w:szCs w:val="24"/>
-          <w14:ligatures w14:val="none"/>
-        </w:rPr>
-        <w:t>পর</w:t>
-      </w:r>
-      <w:proofErr w:type="spellEnd"/>
-      <w:r>
-        <w:rPr>
-          <w:rFonts w:ascii="Times New Roman" w:eastAsia="Times New Roman" w:hAnsi="Times New Roman" w:cs="Times New Roman"/>
-          <w:kern w:val="0"/>
-          <w:sz w:val="24"/>
-          <w:szCs w:val="24"/>
-          <w14:ligatures w14:val="none"/>
-        </w:rPr>
-        <w:t xml:space="preserve"> production-ready </w:t>
-      </w:r>
-      <w:proofErr w:type="spellStart"/>
-      <w:r>
-        <w:rPr>
-          <w:rFonts w:ascii="Nirmala UI" w:eastAsia="Times New Roman" w:hAnsi="Nirmala UI" w:cs="Nirmala UI"/>
-          <w:kern w:val="0"/>
-          <w:sz w:val="24"/>
-          <w:szCs w:val="24"/>
-          <w14:ligatures w14:val="none"/>
-        </w:rPr>
-        <w:t>হবে</w:t>
-      </w:r>
-      <w:proofErr w:type="spellEnd"/>
-    </w:p>
-    <w:p>
-      <w:pPr>
-        <w:rPr>
-          <w:rFonts w:ascii="Kalpurush" w:hAnsi="Kalpurush"/>
-        </w:rPr>
-      </w:pPr>
     </w:p>
     <w:sectPr>
       <w:pgSz w:w="12240" w:h="15840"/>
@@ -1402,6 +620,344 @@
 <file path=word/numbering.xml><?xml version="1.0" encoding="utf-8"?>
 <w:numbering xmlns:wpc="http://schemas.microsoft.com/office/word/2010/wordprocessingCanvas" xmlns:mc="http://schemas.openxmlformats.org/markup-compatibility/2006" xmlns:o="urn:schemas-microsoft-com:office:office" xmlns:r="http://schemas.openxmlformats.org/officeDocument/2006/relationships" xmlns:m="http://schemas.openxmlformats.org/officeDocument/2006/math" xmlns:v="urn:schemas-microsoft-com:vml" xmlns:wp14="http://schemas.microsoft.com/office/word/2010/wordprocessingDrawing" xmlns:wp="http://schemas.openxmlformats.org/drawingml/2006/wordprocessingDrawing" xmlns:w10="urn:schemas-microsoft-com:office:word" xmlns:w="http://schemas.openxmlformats.org/wordprocessingml/2006/main" xmlns:w14="http://schemas.microsoft.com/office/word/2010/wordml" xmlns:wpg="http://schemas.microsoft.com/office/word/2010/wordprocessingGroup" xmlns:wpi="http://schemas.microsoft.com/office/word/2010/wordprocessingInk" xmlns:wne="http://schemas.microsoft.com/office/word/2006/wordml" xmlns:wps="http://schemas.microsoft.com/office/word/2010/wordprocessingShape" mc:Ignorable="w14 wp14">
   <w:abstractNum w:abstractNumId="0">
+    <w:nsid w:val="052B04E2"/>
+    <w:multiLevelType w:val="hybridMultilevel"/>
+    <w:tmpl w:val="29CE360A"/>
+    <w:lvl w:ilvl="0" w:tplc="04090001">
+      <w:start w:val="1"/>
+      <w:numFmt w:val="bullet"/>
+      <w:lvlText w:val=""/>
+      <w:lvlJc w:val="left"/>
+      <w:pPr>
+        <w:ind w:left="720" w:hanging="360"/>
+      </w:pPr>
+      <w:rPr>
+        <w:rFonts w:ascii="Symbol" w:hAnsi="Symbol" w:hint="default"/>
+      </w:rPr>
+    </w:lvl>
+    <w:lvl w:ilvl="1" w:tplc="04090003" w:tentative="1">
+      <w:start w:val="1"/>
+      <w:numFmt w:val="bullet"/>
+      <w:lvlText w:val="o"/>
+      <w:lvlJc w:val="left"/>
+      <w:pPr>
+        <w:ind w:left="1440" w:hanging="360"/>
+      </w:pPr>
+      <w:rPr>
+        <w:rFonts w:ascii="Courier New" w:hAnsi="Courier New" w:cs="Courier New" w:hint="default"/>
+      </w:rPr>
+    </w:lvl>
+    <w:lvl w:ilvl="2" w:tplc="04090005" w:tentative="1">
+      <w:start w:val="1"/>
+      <w:numFmt w:val="bullet"/>
+      <w:lvlText w:val=""/>
+      <w:lvlJc w:val="left"/>
+      <w:pPr>
+        <w:ind w:left="2160" w:hanging="360"/>
+      </w:pPr>
+      <w:rPr>
+        <w:rFonts w:ascii="Wingdings" w:hAnsi="Wingdings" w:hint="default"/>
+      </w:rPr>
+    </w:lvl>
+    <w:lvl w:ilvl="3" w:tplc="04090001" w:tentative="1">
+      <w:start w:val="1"/>
+      <w:numFmt w:val="bullet"/>
+      <w:lvlText w:val=""/>
+      <w:lvlJc w:val="left"/>
+      <w:pPr>
+        <w:ind w:left="2880" w:hanging="360"/>
+      </w:pPr>
+      <w:rPr>
+        <w:rFonts w:ascii="Symbol" w:hAnsi="Symbol" w:hint="default"/>
+      </w:rPr>
+    </w:lvl>
+    <w:lvl w:ilvl="4" w:tplc="04090003" w:tentative="1">
+      <w:start w:val="1"/>
+      <w:numFmt w:val="bullet"/>
+      <w:lvlText w:val="o"/>
+      <w:lvlJc w:val="left"/>
+      <w:pPr>
+        <w:ind w:left="3600" w:hanging="360"/>
+      </w:pPr>
+      <w:rPr>
+        <w:rFonts w:ascii="Courier New" w:hAnsi="Courier New" w:cs="Courier New" w:hint="default"/>
+      </w:rPr>
+    </w:lvl>
+    <w:lvl w:ilvl="5" w:tplc="04090005" w:tentative="1">
+      <w:start w:val="1"/>
+      <w:numFmt w:val="bullet"/>
+      <w:lvlText w:val=""/>
+      <w:lvlJc w:val="left"/>
+      <w:pPr>
+        <w:ind w:left="4320" w:hanging="360"/>
+      </w:pPr>
+      <w:rPr>
+        <w:rFonts w:ascii="Wingdings" w:hAnsi="Wingdings" w:hint="default"/>
+      </w:rPr>
+    </w:lvl>
+    <w:lvl w:ilvl="6" w:tplc="04090001" w:tentative="1">
+      <w:start w:val="1"/>
+      <w:numFmt w:val="bullet"/>
+      <w:lvlText w:val=""/>
+      <w:lvlJc w:val="left"/>
+      <w:pPr>
+        <w:ind w:left="5040" w:hanging="360"/>
+      </w:pPr>
+      <w:rPr>
+        <w:rFonts w:ascii="Symbol" w:hAnsi="Symbol" w:hint="default"/>
+      </w:rPr>
+    </w:lvl>
+    <w:lvl w:ilvl="7" w:tplc="04090003" w:tentative="1">
+      <w:start w:val="1"/>
+      <w:numFmt w:val="bullet"/>
+      <w:lvlText w:val="o"/>
+      <w:lvlJc w:val="left"/>
+      <w:pPr>
+        <w:ind w:left="5760" w:hanging="360"/>
+      </w:pPr>
+      <w:rPr>
+        <w:rFonts w:ascii="Courier New" w:hAnsi="Courier New" w:cs="Courier New" w:hint="default"/>
+      </w:rPr>
+    </w:lvl>
+    <w:lvl w:ilvl="8" w:tplc="04090005" w:tentative="1">
+      <w:start w:val="1"/>
+      <w:numFmt w:val="bullet"/>
+      <w:lvlText w:val=""/>
+      <w:lvlJc w:val="left"/>
+      <w:pPr>
+        <w:ind w:left="6480" w:hanging="360"/>
+      </w:pPr>
+      <w:rPr>
+        <w:rFonts w:ascii="Wingdings" w:hAnsi="Wingdings" w:hint="default"/>
+      </w:rPr>
+    </w:lvl>
+  </w:abstractNum>
+  <w:abstractNum w:abstractNumId="1">
+    <w:nsid w:val="1CC55F39"/>
+    <w:multiLevelType w:val="hybridMultilevel"/>
+    <w:tmpl w:val="BA4C75BE"/>
+    <w:lvl w:ilvl="0" w:tplc="04090001">
+      <w:start w:val="1"/>
+      <w:numFmt w:val="bullet"/>
+      <w:lvlText w:val=""/>
+      <w:lvlJc w:val="left"/>
+      <w:pPr>
+        <w:ind w:left="720" w:hanging="360"/>
+      </w:pPr>
+      <w:rPr>
+        <w:rFonts w:ascii="Symbol" w:hAnsi="Symbol" w:hint="default"/>
+      </w:rPr>
+    </w:lvl>
+    <w:lvl w:ilvl="1" w:tplc="04090003" w:tentative="1">
+      <w:start w:val="1"/>
+      <w:numFmt w:val="bullet"/>
+      <w:lvlText w:val="o"/>
+      <w:lvlJc w:val="left"/>
+      <w:pPr>
+        <w:ind w:left="1440" w:hanging="360"/>
+      </w:pPr>
+      <w:rPr>
+        <w:rFonts w:ascii="Courier New" w:hAnsi="Courier New" w:cs="Courier New" w:hint="default"/>
+      </w:rPr>
+    </w:lvl>
+    <w:lvl w:ilvl="2" w:tplc="04090005" w:tentative="1">
+      <w:start w:val="1"/>
+      <w:numFmt w:val="bullet"/>
+      <w:lvlText w:val=""/>
+      <w:lvlJc w:val="left"/>
+      <w:pPr>
+        <w:ind w:left="2160" w:hanging="360"/>
+      </w:pPr>
+      <w:rPr>
+        <w:rFonts w:ascii="Wingdings" w:hAnsi="Wingdings" w:hint="default"/>
+      </w:rPr>
+    </w:lvl>
+    <w:lvl w:ilvl="3" w:tplc="04090001" w:tentative="1">
+      <w:start w:val="1"/>
+      <w:numFmt w:val="bullet"/>
+      <w:lvlText w:val=""/>
+      <w:lvlJc w:val="left"/>
+      <w:pPr>
+        <w:ind w:left="2880" w:hanging="360"/>
+      </w:pPr>
+      <w:rPr>
+        <w:rFonts w:ascii="Symbol" w:hAnsi="Symbol" w:hint="default"/>
+      </w:rPr>
+    </w:lvl>
+    <w:lvl w:ilvl="4" w:tplc="04090003" w:tentative="1">
+      <w:start w:val="1"/>
+      <w:numFmt w:val="bullet"/>
+      <w:lvlText w:val="o"/>
+      <w:lvlJc w:val="left"/>
+      <w:pPr>
+        <w:ind w:left="3600" w:hanging="360"/>
+      </w:pPr>
+      <w:rPr>
+        <w:rFonts w:ascii="Courier New" w:hAnsi="Courier New" w:cs="Courier New" w:hint="default"/>
+      </w:rPr>
+    </w:lvl>
+    <w:lvl w:ilvl="5" w:tplc="04090005" w:tentative="1">
+      <w:start w:val="1"/>
+      <w:numFmt w:val="bullet"/>
+      <w:lvlText w:val=""/>
+      <w:lvlJc w:val="left"/>
+      <w:pPr>
+        <w:ind w:left="4320" w:hanging="360"/>
+      </w:pPr>
+      <w:rPr>
+        <w:rFonts w:ascii="Wingdings" w:hAnsi="Wingdings" w:hint="default"/>
+      </w:rPr>
+    </w:lvl>
+    <w:lvl w:ilvl="6" w:tplc="04090001" w:tentative="1">
+      <w:start w:val="1"/>
+      <w:numFmt w:val="bullet"/>
+      <w:lvlText w:val=""/>
+      <w:lvlJc w:val="left"/>
+      <w:pPr>
+        <w:ind w:left="5040" w:hanging="360"/>
+      </w:pPr>
+      <w:rPr>
+        <w:rFonts w:ascii="Symbol" w:hAnsi="Symbol" w:hint="default"/>
+      </w:rPr>
+    </w:lvl>
+    <w:lvl w:ilvl="7" w:tplc="04090003" w:tentative="1">
+      <w:start w:val="1"/>
+      <w:numFmt w:val="bullet"/>
+      <w:lvlText w:val="o"/>
+      <w:lvlJc w:val="left"/>
+      <w:pPr>
+        <w:ind w:left="5760" w:hanging="360"/>
+      </w:pPr>
+      <w:rPr>
+        <w:rFonts w:ascii="Courier New" w:hAnsi="Courier New" w:cs="Courier New" w:hint="default"/>
+      </w:rPr>
+    </w:lvl>
+    <w:lvl w:ilvl="8" w:tplc="04090005" w:tentative="1">
+      <w:start w:val="1"/>
+      <w:numFmt w:val="bullet"/>
+      <w:lvlText w:val=""/>
+      <w:lvlJc w:val="left"/>
+      <w:pPr>
+        <w:ind w:left="6480" w:hanging="360"/>
+      </w:pPr>
+      <w:rPr>
+        <w:rFonts w:ascii="Wingdings" w:hAnsi="Wingdings" w:hint="default"/>
+      </w:rPr>
+    </w:lvl>
+  </w:abstractNum>
+  <w:abstractNum w:abstractNumId="2">
+    <w:nsid w:val="56D451BB"/>
+    <w:multiLevelType w:val="hybridMultilevel"/>
+    <w:tmpl w:val="F042C8F2"/>
+    <w:lvl w:ilvl="0" w:tplc="05B2DA00">
+      <w:numFmt w:val="bullet"/>
+      <w:lvlText w:val="•"/>
+      <w:lvlJc w:val="left"/>
+      <w:pPr>
+        <w:ind w:left="720" w:hanging="360"/>
+      </w:pPr>
+      <w:rPr>
+        <w:rFonts w:ascii="Times New Roman" w:eastAsia="Times New Roman" w:hAnsi="Times New Roman" w:cs="Times New Roman" w:hint="default"/>
+      </w:rPr>
+    </w:lvl>
+    <w:lvl w:ilvl="1" w:tplc="04090003" w:tentative="1">
+      <w:start w:val="1"/>
+      <w:numFmt w:val="bullet"/>
+      <w:lvlText w:val="o"/>
+      <w:lvlJc w:val="left"/>
+      <w:pPr>
+        <w:ind w:left="1440" w:hanging="360"/>
+      </w:pPr>
+      <w:rPr>
+        <w:rFonts w:ascii="Courier New" w:hAnsi="Courier New" w:cs="Courier New" w:hint="default"/>
+      </w:rPr>
+    </w:lvl>
+    <w:lvl w:ilvl="2" w:tplc="04090005" w:tentative="1">
+      <w:start w:val="1"/>
+      <w:numFmt w:val="bullet"/>
+      <w:lvlText w:val=""/>
+      <w:lvlJc w:val="left"/>
+      <w:pPr>
+        <w:ind w:left="2160" w:hanging="360"/>
+      </w:pPr>
+      <w:rPr>
+        <w:rFonts w:ascii="Wingdings" w:hAnsi="Wingdings" w:hint="default"/>
+      </w:rPr>
+    </w:lvl>
+    <w:lvl w:ilvl="3" w:tplc="04090001" w:tentative="1">
+      <w:start w:val="1"/>
+      <w:numFmt w:val="bullet"/>
+      <w:lvlText w:val=""/>
+      <w:lvlJc w:val="left"/>
+      <w:pPr>
+        <w:ind w:left="2880" w:hanging="360"/>
+      </w:pPr>
+      <w:rPr>
+        <w:rFonts w:ascii="Symbol" w:hAnsi="Symbol" w:hint="default"/>
+      </w:rPr>
+    </w:lvl>
+    <w:lvl w:ilvl="4" w:tplc="04090003" w:tentative="1">
+      <w:start w:val="1"/>
+      <w:numFmt w:val="bullet"/>
+      <w:lvlText w:val="o"/>
+      <w:lvlJc w:val="left"/>
+      <w:pPr>
+        <w:ind w:left="3600" w:hanging="360"/>
+      </w:pPr>
+      <w:rPr>
+        <w:rFonts w:ascii="Courier New" w:hAnsi="Courier New" w:cs="Courier New" w:hint="default"/>
+      </w:rPr>
+    </w:lvl>
+    <w:lvl w:ilvl="5" w:tplc="04090005" w:tentative="1">
+      <w:start w:val="1"/>
+      <w:numFmt w:val="bullet"/>
+      <w:lvlText w:val=""/>
+      <w:lvlJc w:val="left"/>
+      <w:pPr>
+        <w:ind w:left="4320" w:hanging="360"/>
+      </w:pPr>
+      <w:rPr>
+        <w:rFonts w:ascii="Wingdings" w:hAnsi="Wingdings" w:hint="default"/>
+      </w:rPr>
+    </w:lvl>
+    <w:lvl w:ilvl="6" w:tplc="04090001" w:tentative="1">
+      <w:start w:val="1"/>
+      <w:numFmt w:val="bullet"/>
+      <w:lvlText w:val=""/>
+      <w:lvlJc w:val="left"/>
+      <w:pPr>
+        <w:ind w:left="5040" w:hanging="360"/>
+      </w:pPr>
+      <w:rPr>
+        <w:rFonts w:ascii="Symbol" w:hAnsi="Symbol" w:hint="default"/>
+      </w:rPr>
+    </w:lvl>
+    <w:lvl w:ilvl="7" w:tplc="04090003" w:tentative="1">
+      <w:start w:val="1"/>
+      <w:numFmt w:val="bullet"/>
+      <w:lvlText w:val="o"/>
+      <w:lvlJc w:val="left"/>
+      <w:pPr>
+        <w:ind w:left="5760" w:hanging="360"/>
+      </w:pPr>
+      <w:rPr>
+        <w:rFonts w:ascii="Courier New" w:hAnsi="Courier New" w:cs="Courier New" w:hint="default"/>
+      </w:rPr>
+    </w:lvl>
+    <w:lvl w:ilvl="8" w:tplc="04090005" w:tentative="1">
+      <w:start w:val="1"/>
+      <w:numFmt w:val="bullet"/>
+      <w:lvlText w:val=""/>
+      <w:lvlJc w:val="left"/>
+      <w:pPr>
+        <w:ind w:left="6480" w:hanging="360"/>
+      </w:pPr>
+      <w:rPr>
+        <w:rFonts w:ascii="Wingdings" w:hAnsi="Wingdings" w:hint="default"/>
+      </w:rPr>
+    </w:lvl>
+  </w:abstractNum>
+  <w:abstractNum w:abstractNumId="3">
     <w:nsid w:val="699B2C7F"/>
     <w:multiLevelType w:val="multilevel"/>
     <w:tmpl w:val="653E9850"/>
@@ -1551,7 +1107,16 @@
     </w:lvl>
   </w:abstractNum>
   <w:num w:numId="1">
+    <w:abstractNumId w:val="3"/>
+  </w:num>
+  <w:num w:numId="2">
+    <w:abstractNumId w:val="1"/>
+  </w:num>
+  <w:num w:numId="3">
     <w:abstractNumId w:val="0"/>
+  </w:num>
+  <w:num w:numId="4">
+    <w:abstractNumId w:val="2"/>
   </w:num>
 </w:numbering>
 </file>
@@ -1869,6 +1434,17 @@
       <w14:ligatures w14:val="none"/>
     </w:rPr>
   </w:style>
+  <w:style w:type="paragraph" w:styleId="ListParagraph">
+    <w:name w:val="List Paragraph"/>
+    <w:basedOn w:val="Normal"/>
+    <w:uiPriority w:val="34"/>
+    <w:qFormat/>
+    <w:rsid w:val="00A76A81"/>
+    <w:pPr>
+      <w:ind w:left="720"/>
+      <w:contextualSpacing/>
+    </w:pPr>
+  </w:style>
 </w:styles>
 </file>
 
@@ -2184,6 +1760,17 @@
       <w:szCs w:val="24"/>
       <w14:ligatures w14:val="none"/>
     </w:rPr>
+  </w:style>
+  <w:style w:type="paragraph" w:styleId="ListParagraph">
+    <w:name w:val="List Paragraph"/>
+    <w:basedOn w:val="Normal"/>
+    <w:uiPriority w:val="34"/>
+    <w:qFormat/>
+    <w:rsid w:val="00A76A81"/>
+    <w:pPr>
+      <w:ind w:left="720"/>
+      <w:contextualSpacing/>
+    </w:pPr>
   </w:style>
 </w:styles>
 </file>
